--- a/content/Lectures/Semester 1/Week 10 - Vehicle Routing Problem/5 Source Files/Staff Notes/Week 10 - notes for slides 27 and 33.docx
+++ b/content/Lectures/Semester 1/Week 10 - Vehicle Routing Problem/5 Source Files/Staff Notes/Week 10 - notes for slides 27 and 33.docx
@@ -93,7 +93,7 @@
         <w:t xml:space="preserve">.pptx</w:t>
       </w:r>
       <w:r>
-        <w:t xml:space="preserve">. In the PDF, slide 27 is page 26 and slide 33 is page 32 (slide 2 is hidden).</w:t>
+        <w:t xml:space="preserve">. The corrected pictures are already in the deck (slides 27 and 33); the steps below are kept as a record, and the speaker notes still apply.</w:t>
       </w:r>
     </w:p>
     <w:p>
